--- a/docs/=Guide Deploiement Projet=.docx
+++ b/docs/=Guide Deploiement Projet=.docx
@@ -6,28 +6,160 @@
       <w:pPr>
         <w:spacing w:before="120" w:after="40"/>
         <w:jc w:val="center"/>
+        <w:rPr>
+          <w:lang w:val="fr-FR"/>
+        </w:rPr>
       </w:pPr>
       <w:r>
         <w:rPr>
           <w:b/>
           <w:color w:val="1A1A2E"/>
           <w:sz w:val="44"/>
-        </w:rPr>
-        <w:t>Guide de Déploiement — Projet Detechtive</w:t>
-      </w:r>
+          <w:lang w:val="fr-FR"/>
+        </w:rPr>
+        <w:t xml:space="preserve">Guide de Déploiement — Projet </w:t>
+      </w:r>
+      <w:proofErr w:type="spellStart"/>
+      <w:r>
+        <w:rPr>
+          <w:b/>
+          <w:color w:val="1A1A2E"/>
+          <w:sz w:val="44"/>
+          <w:lang w:val="fr-FR"/>
+        </w:rPr>
+        <w:t>Detechtive</w:t>
+      </w:r>
+      <w:proofErr w:type="spellEnd"/>
     </w:p>
     <w:p>
       <w:pPr>
         <w:spacing w:after="280"/>
         <w:jc w:val="center"/>
+        <w:rPr>
+          <w:lang w:val="fr-FR"/>
+        </w:rPr>
       </w:pPr>
       <w:r>
         <w:rPr>
           <w:i/>
           <w:color w:val="0F3D60"/>
           <w:sz w:val="24"/>
-        </w:rPr>
-        <w:t>Architecture Router-on-a-Stick avec Switch L2 IOU + pfSense</w:t>
+          <w:lang w:val="fr-FR"/>
+        </w:rPr>
+        <w:t xml:space="preserve">Architecture Router-on-a-Stick avec Switch L2 IOU + </w:t>
+      </w:r>
+      <w:proofErr w:type="spellStart"/>
+      <w:r>
+        <w:rPr>
+          <w:i/>
+          <w:color w:val="0F3D60"/>
+          <w:sz w:val="24"/>
+          <w:lang w:val="fr-FR"/>
+        </w:rPr>
+        <w:t>pfSense</w:t>
+      </w:r>
+      <w:proofErr w:type="spellEnd"/>
+    </w:p>
+    <w:p>
+      <w:pPr>
+        <w:pBdr>
+          <w:bottom w:val="single" w:sz="6" w:space="1" w:color="F1C40F"/>
+        </w:pBdr>
+        <w:spacing w:before="280" w:after="80"/>
+        <w:rPr>
+          <w:lang w:val="fr-FR"/>
+        </w:rPr>
+      </w:pPr>
+      <w:proofErr w:type="gramStart"/>
+      <w:r>
+        <w:rPr>
+          <w:b/>
+          <w:color w:val="16213E"/>
+          <w:sz w:val="26"/>
+        </w:rPr>
+        <w:t>📋</w:t>
+      </w:r>
+      <w:r>
+        <w:rPr>
+          <w:b/>
+          <w:color w:val="16213E"/>
+          <w:sz w:val="26"/>
+          <w:lang w:val="fr-FR"/>
+        </w:rPr>
+        <w:t xml:space="preserve">  Ordre</w:t>
+      </w:r>
+      <w:proofErr w:type="gramEnd"/>
+      <w:r>
+        <w:rPr>
+          <w:b/>
+          <w:color w:val="16213E"/>
+          <w:sz w:val="26"/>
+          <w:lang w:val="fr-FR"/>
+        </w:rPr>
+        <w:t xml:space="preserve"> de déploiement sur GNS3</w:t>
+      </w:r>
+    </w:p>
+    <w:p>
+      <w:pPr>
+        <w:pBdr>
+          <w:left w:val="single" w:sz="12" w:space="4" w:color="E67700"/>
+        </w:pBdr>
+        <w:spacing w:before="80" w:after="120"/>
+        <w:ind w:left="283"/>
+        <w:rPr>
+          <w:lang w:val="fr-FR"/>
+        </w:rPr>
+      </w:pPr>
+      <w:r>
+        <w:rPr>
+          <w:i/>
+          <w:sz w:val="19"/>
+          <w:lang w:val="fr-FR"/>
+        </w:rPr>
+        <w:t>⚠</w:t>
+      </w:r>
+      <w:proofErr w:type="gramStart"/>
+      <w:r>
+        <w:rPr>
+          <w:i/>
+          <w:sz w:val="19"/>
+        </w:rPr>
+        <w:t>️</w:t>
+      </w:r>
+      <w:r>
+        <w:rPr>
+          <w:i/>
+          <w:sz w:val="19"/>
+          <w:lang w:val="fr-FR"/>
+        </w:rPr>
+        <w:t xml:space="preserve">  L'ordre</w:t>
+      </w:r>
+      <w:proofErr w:type="gramEnd"/>
+      <w:r>
+        <w:rPr>
+          <w:i/>
+          <w:sz w:val="19"/>
+          <w:lang w:val="fr-FR"/>
+        </w:rPr>
+        <w:t xml:space="preserve"> est important — ne configure pas les </w:t>
+      </w:r>
+      <w:proofErr w:type="spellStart"/>
+      <w:r>
+        <w:rPr>
+          <w:i/>
+          <w:sz w:val="19"/>
+          <w:lang w:val="fr-FR"/>
+        </w:rPr>
+        <w:t>VMs</w:t>
+      </w:r>
+      <w:proofErr w:type="spellEnd"/>
+      <w:r>
+        <w:rPr>
+          <w:i/>
+          <w:sz w:val="19"/>
+          <w:lang w:val="fr-FR"/>
+        </w:rPr>
+        <w:t xml:space="preserve"> avant que le switch soit opérationnel, sinon tes pings échoueront et tu ne sauras pas d'où vient le problème.</w:t>
       </w:r>
     </w:p>
     <w:p>
@@ -43,7 +175,356 @@
           <w:color w:val="16213E"/>
           <w:sz w:val="26"/>
         </w:rPr>
-        <w:t>📋  Ordre de déploiement sur GNS3</w:t>
+        <w:t>1️</w:t>
+      </w:r>
+      <w:proofErr w:type="gramStart"/>
+      <w:r>
+        <w:rPr>
+          <w:b/>
+          <w:color w:val="16213E"/>
+          <w:sz w:val="26"/>
+        </w:rPr>
+        <w:t>⃣  Étape</w:t>
+      </w:r>
+      <w:proofErr w:type="gramEnd"/>
+      <w:r>
+        <w:rPr>
+          <w:b/>
+          <w:color w:val="16213E"/>
+          <w:sz w:val="26"/>
+        </w:rPr>
+        <w:t xml:space="preserve"> 1 — Préparer la topologie GNS3</w:t>
+      </w:r>
+    </w:p>
+    <w:p>
+      <w:pPr>
+        <w:pStyle w:val="Listepuces"/>
+        <w:spacing w:after="40"/>
+        <w:rPr>
+          <w:lang w:val="fr-FR"/>
+        </w:rPr>
+      </w:pPr>
+      <w:r>
+        <w:rPr>
+          <w:sz w:val="20"/>
+          <w:lang w:val="fr-FR"/>
+        </w:rPr>
+        <w:t xml:space="preserve">Ajouter le switch IOU et le connecter à toutes les </w:t>
+      </w:r>
+      <w:proofErr w:type="spellStart"/>
+      <w:r>
+        <w:rPr>
+          <w:sz w:val="20"/>
+          <w:lang w:val="fr-FR"/>
+        </w:rPr>
+        <w:t>VMs</w:t>
+      </w:r>
+      <w:proofErr w:type="spellEnd"/>
+    </w:p>
+    <w:p>
+      <w:pPr>
+        <w:pStyle w:val="Listepuces"/>
+        <w:spacing w:after="40"/>
+        <w:rPr>
+          <w:lang w:val="fr-FR"/>
+        </w:rPr>
+      </w:pPr>
+      <w:r>
+        <w:rPr>
+          <w:sz w:val="20"/>
+          <w:lang w:val="fr-FR"/>
+        </w:rPr>
+        <w:t xml:space="preserve">Ajouter </w:t>
+      </w:r>
+      <w:proofErr w:type="spellStart"/>
+      <w:r>
+        <w:rPr>
+          <w:sz w:val="20"/>
+          <w:lang w:val="fr-FR"/>
+        </w:rPr>
+        <w:t>pfSense</w:t>
+      </w:r>
+      <w:proofErr w:type="spellEnd"/>
+      <w:r>
+        <w:rPr>
+          <w:sz w:val="20"/>
+          <w:lang w:val="fr-FR"/>
+        </w:rPr>
+        <w:t xml:space="preserve"> et le connecter au switch sur </w:t>
+      </w:r>
+      <w:proofErr w:type="spellStart"/>
+      <w:r>
+        <w:rPr>
+          <w:sz w:val="20"/>
+          <w:lang w:val="fr-FR"/>
+        </w:rPr>
+        <w:t>ethernet</w:t>
+      </w:r>
+      <w:proofErr w:type="spellEnd"/>
+      <w:r>
+        <w:rPr>
+          <w:sz w:val="20"/>
+          <w:lang w:val="fr-FR"/>
+        </w:rPr>
+        <w:t xml:space="preserve"> 0/0 (</w:t>
+      </w:r>
+      <w:proofErr w:type="spellStart"/>
+      <w:r>
+        <w:rPr>
+          <w:sz w:val="20"/>
+          <w:lang w:val="fr-FR"/>
+        </w:rPr>
+        <w:t>trunk</w:t>
+      </w:r>
+      <w:proofErr w:type="spellEnd"/>
+      <w:r>
+        <w:rPr>
+          <w:sz w:val="20"/>
+          <w:lang w:val="fr-FR"/>
+        </w:rPr>
+        <w:t xml:space="preserve"> 802.1q)</w:t>
+      </w:r>
+    </w:p>
+    <w:p>
+      <w:pPr>
+        <w:pStyle w:val="Listepuces"/>
+        <w:spacing w:after="40"/>
+        <w:rPr>
+          <w:lang w:val="fr-FR"/>
+        </w:rPr>
+      </w:pPr>
+      <w:r>
+        <w:rPr>
+          <w:sz w:val="20"/>
+          <w:lang w:val="fr-FR"/>
+        </w:rPr>
+        <w:t>Vérifier que chaque VM est branchée sur le bon port du switch (selon ta config IOU)</w:t>
+      </w:r>
+    </w:p>
+    <w:p>
+      <w:pPr>
+        <w:pStyle w:val="Listepuces"/>
+        <w:spacing w:after="40"/>
+        <w:rPr>
+          <w:lang w:val="fr-FR"/>
+        </w:rPr>
+      </w:pPr>
+      <w:r>
+        <w:rPr>
+          <w:sz w:val="20"/>
+          <w:lang w:val="fr-FR"/>
+        </w:rPr>
+        <w:t>Ajouter le NAS/Serveur Backup et le connecter sur eth2/0 ou eth2/1 (VLAN 60)</w:t>
+      </w:r>
+    </w:p>
+    <w:p>
+      <w:pPr>
+        <w:pBdr>
+          <w:bottom w:val="single" w:sz="6" w:space="1" w:color="F1C40F"/>
+        </w:pBdr>
+        <w:spacing w:before="280" w:after="80"/>
+      </w:pPr>
+      <w:r>
+        <w:rPr>
+          <w:b/>
+          <w:color w:val="16213E"/>
+          <w:sz w:val="26"/>
+        </w:rPr>
+        <w:t>2️</w:t>
+      </w:r>
+      <w:proofErr w:type="gramStart"/>
+      <w:r>
+        <w:rPr>
+          <w:b/>
+          <w:color w:val="16213E"/>
+          <w:sz w:val="26"/>
+        </w:rPr>
+        <w:t>⃣  Étape</w:t>
+      </w:r>
+      <w:proofErr w:type="gramEnd"/>
+      <w:r>
+        <w:rPr>
+          <w:b/>
+          <w:color w:val="16213E"/>
+          <w:sz w:val="26"/>
+        </w:rPr>
+        <w:t xml:space="preserve"> 2 — Configurer le switch IOU</w:t>
+      </w:r>
+    </w:p>
+    <w:p>
+      <w:pPr>
+        <w:pStyle w:val="Listepuces"/>
+        <w:spacing w:after="40"/>
+        <w:rPr>
+          <w:lang w:val="fr-FR"/>
+        </w:rPr>
+      </w:pPr>
+      <w:r>
+        <w:rPr>
+          <w:sz w:val="20"/>
+          <w:lang w:val="fr-FR"/>
+        </w:rPr>
+        <w:t xml:space="preserve">Copier-coller la Configuration IOU (mode L2 pur avec no </w:t>
+      </w:r>
+      <w:proofErr w:type="spellStart"/>
+      <w:r>
+        <w:rPr>
+          <w:sz w:val="20"/>
+          <w:lang w:val="fr-FR"/>
+        </w:rPr>
+        <w:t>ip</w:t>
+      </w:r>
+      <w:proofErr w:type="spellEnd"/>
+      <w:r>
+        <w:rPr>
+          <w:sz w:val="20"/>
+          <w:lang w:val="fr-FR"/>
+        </w:rPr>
+        <w:t xml:space="preserve"> </w:t>
+      </w:r>
+      <w:proofErr w:type="spellStart"/>
+      <w:r>
+        <w:rPr>
+          <w:sz w:val="20"/>
+          <w:lang w:val="fr-FR"/>
+        </w:rPr>
+        <w:t>routing</w:t>
+      </w:r>
+      <w:proofErr w:type="spellEnd"/>
+      <w:r>
+        <w:rPr>
+          <w:sz w:val="20"/>
+          <w:lang w:val="fr-FR"/>
+        </w:rPr>
+        <w:t>)</w:t>
+      </w:r>
+    </w:p>
+    <w:p>
+      <w:pPr>
+        <w:pStyle w:val="Listepuces"/>
+        <w:spacing w:after="40"/>
+        <w:rPr>
+          <w:lang w:val="fr-FR"/>
+        </w:rPr>
+      </w:pPr>
+      <w:r>
+        <w:rPr>
+          <w:sz w:val="20"/>
+          <w:lang w:val="fr-FR"/>
+        </w:rPr>
+        <w:t>Vérifier avec show vlan brief que les 6 VLANs apparaissent (10, 20, 30, 40, 50, 60)</w:t>
+      </w:r>
+    </w:p>
+    <w:p>
+      <w:pPr>
+        <w:pStyle w:val="Listepuces"/>
+        <w:spacing w:after="40"/>
+        <w:rPr>
+          <w:lang w:val="fr-FR"/>
+        </w:rPr>
+      </w:pPr>
+      <w:r>
+        <w:rPr>
+          <w:sz w:val="20"/>
+          <w:lang w:val="fr-FR"/>
+        </w:rPr>
+        <w:t xml:space="preserve">Vérifier avec show interfaces </w:t>
+      </w:r>
+      <w:proofErr w:type="spellStart"/>
+      <w:r>
+        <w:rPr>
+          <w:sz w:val="20"/>
+          <w:lang w:val="fr-FR"/>
+        </w:rPr>
+        <w:t>trunk</w:t>
+      </w:r>
+      <w:proofErr w:type="spellEnd"/>
+      <w:r>
+        <w:rPr>
+          <w:sz w:val="20"/>
+          <w:lang w:val="fr-FR"/>
+        </w:rPr>
+        <w:t xml:space="preserve"> que le </w:t>
+      </w:r>
+      <w:proofErr w:type="spellStart"/>
+      <w:r>
+        <w:rPr>
+          <w:sz w:val="20"/>
+          <w:lang w:val="fr-FR"/>
+        </w:rPr>
+        <w:t>trunk</w:t>
+      </w:r>
+      <w:proofErr w:type="spellEnd"/>
+      <w:r>
+        <w:rPr>
+          <w:sz w:val="20"/>
+          <w:lang w:val="fr-FR"/>
+        </w:rPr>
+        <w:t xml:space="preserve"> vers </w:t>
+      </w:r>
+      <w:proofErr w:type="spellStart"/>
+      <w:r>
+        <w:rPr>
+          <w:sz w:val="20"/>
+          <w:lang w:val="fr-FR"/>
+        </w:rPr>
+        <w:t>pfSense</w:t>
+      </w:r>
+      <w:proofErr w:type="spellEnd"/>
+      <w:r>
+        <w:rPr>
+          <w:sz w:val="20"/>
+          <w:lang w:val="fr-FR"/>
+        </w:rPr>
+        <w:t xml:space="preserve"> (eth0/0) est actif</w:t>
+      </w:r>
+    </w:p>
+    <w:p>
+      <w:pPr>
+        <w:pStyle w:val="Listepuces"/>
+        <w:spacing w:after="40"/>
+        <w:rPr>
+          <w:lang w:val="fr-FR"/>
+        </w:rPr>
+      </w:pPr>
+      <w:r>
+        <w:rPr>
+          <w:sz w:val="20"/>
+          <w:lang w:val="fr-FR"/>
+        </w:rPr>
+        <w:t xml:space="preserve">Vérifier avec show interfaces </w:t>
+      </w:r>
+      <w:proofErr w:type="spellStart"/>
+      <w:r>
+        <w:rPr>
+          <w:sz w:val="20"/>
+          <w:lang w:val="fr-FR"/>
+        </w:rPr>
+        <w:t>status</w:t>
+      </w:r>
+      <w:proofErr w:type="spellEnd"/>
+      <w:r>
+        <w:rPr>
+          <w:sz w:val="20"/>
+          <w:lang w:val="fr-FR"/>
+        </w:rPr>
+        <w:t xml:space="preserve"> que les ports </w:t>
+      </w:r>
+      <w:proofErr w:type="spellStart"/>
+      <w:r>
+        <w:rPr>
+          <w:sz w:val="20"/>
+          <w:lang w:val="fr-FR"/>
+        </w:rPr>
+        <w:t>access</w:t>
+      </w:r>
+      <w:proofErr w:type="spellEnd"/>
+      <w:r>
+        <w:rPr>
+          <w:sz w:val="20"/>
+          <w:lang w:val="fr-FR"/>
+        </w:rPr>
+        <w:t xml:space="preserve"> sont UP</w:t>
       </w:r>
     </w:p>
     <w:p>
@@ -53,13 +534,78 @@
         </w:pBdr>
         <w:spacing w:before="80" w:after="120"/>
         <w:ind w:left="283"/>
+        <w:rPr>
+          <w:lang w:val="fr-FR"/>
+        </w:rPr>
       </w:pPr>
       <w:r>
         <w:rPr>
           <w:i/>
           <w:sz w:val="19"/>
-        </w:rPr>
-        <w:t>⚠️  L'ordre est important — ne configure pas les VMs avant que le switch soit opérationnel, sinon tes pings échoueront et tu ne sauras pas d'où vient le problème.</w:t>
+          <w:lang w:val="fr-FR"/>
+        </w:rPr>
+        <w:t>⚠</w:t>
+      </w:r>
+      <w:proofErr w:type="gramStart"/>
+      <w:r>
+        <w:rPr>
+          <w:i/>
+          <w:sz w:val="19"/>
+        </w:rPr>
+        <w:t>️</w:t>
+      </w:r>
+      <w:r>
+        <w:rPr>
+          <w:i/>
+          <w:sz w:val="19"/>
+          <w:lang w:val="fr-FR"/>
+        </w:rPr>
+        <w:t xml:space="preserve">  Note</w:t>
+      </w:r>
+      <w:proofErr w:type="gramEnd"/>
+      <w:r>
+        <w:rPr>
+          <w:i/>
+          <w:sz w:val="19"/>
+          <w:lang w:val="fr-FR"/>
+        </w:rPr>
+        <w:t xml:space="preserve"> importante : L'IOU fonctionne en switch L2 pur (pas de SVI, pas de routage). Les commandes show </w:t>
+      </w:r>
+      <w:proofErr w:type="spellStart"/>
+      <w:r>
+        <w:rPr>
+          <w:i/>
+          <w:sz w:val="19"/>
+          <w:lang w:val="fr-FR"/>
+        </w:rPr>
+        <w:t>ip</w:t>
+      </w:r>
+      <w:proofErr w:type="spellEnd"/>
+      <w:r>
+        <w:rPr>
+          <w:i/>
+          <w:sz w:val="19"/>
+          <w:lang w:val="fr-FR"/>
+        </w:rPr>
+        <w:t xml:space="preserve"> interface brief et show </w:t>
+      </w:r>
+      <w:proofErr w:type="spellStart"/>
+      <w:r>
+        <w:rPr>
+          <w:i/>
+          <w:sz w:val="19"/>
+          <w:lang w:val="fr-FR"/>
+        </w:rPr>
+        <w:t>ip</w:t>
+      </w:r>
+      <w:proofErr w:type="spellEnd"/>
+      <w:r>
+        <w:rPr>
+          <w:i/>
+          <w:sz w:val="19"/>
+          <w:lang w:val="fr-FR"/>
+        </w:rPr>
+        <w:t xml:space="preserve"> route ne retourneront rien — c'est normal.</w:t>
       </w:r>
     </w:p>
     <w:p>
@@ -68,170 +614,97 @@
           <w:bottom w:val="single" w:sz="6" w:space="1" w:color="F1C40F"/>
         </w:pBdr>
         <w:spacing w:before="280" w:after="80"/>
+        <w:rPr>
+          <w:lang w:val="fr-FR"/>
+        </w:rPr>
       </w:pPr>
       <w:r>
         <w:rPr>
           <w:b/>
           <w:color w:val="16213E"/>
           <w:sz w:val="26"/>
-        </w:rPr>
-        <w:t>1️⃣  Étape 1 — Préparer la topologie GNS3</w:t>
-      </w:r>
-    </w:p>
-    <w:p>
-      <w:pPr>
-        <w:pStyle w:val="Listepuces"/>
-        <w:spacing w:after="40"/>
-      </w:pPr>
-      <w:r>
-        <w:rPr>
-          <w:sz w:val="20"/>
-        </w:rPr>
-        <w:t>Ajouter le switch IOU et le connecter à toutes les VMs</w:t>
-      </w:r>
-    </w:p>
-    <w:p>
-      <w:pPr>
-        <w:pStyle w:val="Listepuces"/>
-        <w:spacing w:after="40"/>
-      </w:pPr>
-      <w:r>
-        <w:rPr>
-          <w:sz w:val="20"/>
-        </w:rPr>
-        <w:t>Ajouter pfSense et le connecter au switch sur ethernet 0/0 (trunk 802.1q)</w:t>
-      </w:r>
-    </w:p>
-    <w:p>
-      <w:pPr>
-        <w:pStyle w:val="Listepuces"/>
-        <w:spacing w:after="40"/>
-      </w:pPr>
-      <w:r>
-        <w:rPr>
-          <w:sz w:val="20"/>
-        </w:rPr>
-        <w:t>Vérifier que chaque VM est branchée sur le bon port du switch (selon ta config IOU)</w:t>
-      </w:r>
-    </w:p>
-    <w:p>
-      <w:pPr>
-        <w:pStyle w:val="Listepuces"/>
-        <w:spacing w:after="40"/>
-      </w:pPr>
-      <w:r>
-        <w:rPr>
-          <w:sz w:val="20"/>
-        </w:rPr>
-        <w:t>Ajouter le NAS/Serveur Backup et le connecter sur eth2/0 ou eth2/1 (VLAN 60)</w:t>
-      </w:r>
-    </w:p>
-    <w:p>
-      <w:pPr>
-        <w:pBdr>
-          <w:bottom w:val="single" w:sz="6" w:space="1" w:color="F1C40F"/>
-        </w:pBdr>
-        <w:spacing w:before="280" w:after="80"/>
-      </w:pPr>
+          <w:lang w:val="fr-FR"/>
+        </w:rPr>
+        <w:t>3</w:t>
+      </w:r>
       <w:r>
         <w:rPr>
           <w:b/>
           <w:color w:val="16213E"/>
           <w:sz w:val="26"/>
         </w:rPr>
-        <w:t>2️⃣  Étape 2 — Configurer le switch IOU</w:t>
-      </w:r>
-    </w:p>
-    <w:p>
-      <w:pPr>
-        <w:pStyle w:val="Listepuces"/>
-        <w:spacing w:after="40"/>
-      </w:pPr>
-      <w:r>
-        <w:rPr>
-          <w:sz w:val="20"/>
-        </w:rPr>
-        <w:t>Copier-coller la Configuration IOU (mode L2 pur avec no ip routing)</w:t>
-      </w:r>
-    </w:p>
-    <w:p>
-      <w:pPr>
-        <w:pStyle w:val="Listepuces"/>
-        <w:spacing w:after="40"/>
-      </w:pPr>
-      <w:r>
-        <w:rPr>
-          <w:sz w:val="20"/>
-        </w:rPr>
-        <w:t>Vérifier avec show vlan brief que les 6 VLANs apparaissent (10, 20, 30, 40, 50, 60)</w:t>
-      </w:r>
-    </w:p>
-    <w:p>
-      <w:pPr>
-        <w:pStyle w:val="Listepuces"/>
-        <w:spacing w:after="40"/>
-      </w:pPr>
-      <w:r>
-        <w:rPr>
-          <w:sz w:val="20"/>
-        </w:rPr>
-        <w:t>Vérifier avec show interfaces trunk que le trunk vers pfSense (eth0/0) est actif</w:t>
-      </w:r>
-    </w:p>
-    <w:p>
-      <w:pPr>
-        <w:pStyle w:val="Listepuces"/>
-        <w:spacing w:after="40"/>
-      </w:pPr>
-      <w:r>
-        <w:rPr>
-          <w:sz w:val="20"/>
-        </w:rPr>
-        <w:t>Vérifier avec show interfaces status que les ports access sont UP</w:t>
-      </w:r>
-    </w:p>
-    <w:p>
-      <w:pPr>
-        <w:pBdr>
-          <w:left w:val="single" w:sz="12" w:space="4" w:color="E67700"/>
-        </w:pBdr>
-        <w:spacing w:before="80" w:after="120"/>
-        <w:ind w:left="283"/>
-      </w:pPr>
-      <w:r>
-        <w:rPr>
-          <w:i/>
-          <w:sz w:val="19"/>
-        </w:rPr>
-        <w:t>⚠️  Note importante : L'IOU fonctionne en switch L2 pur (pas de SVI, pas de routage). Les commandes show ip interface brief et show ip route ne retourneront rien — c'est normal.</w:t>
-      </w:r>
-    </w:p>
-    <w:p>
-      <w:pPr>
-        <w:pBdr>
-          <w:bottom w:val="single" w:sz="6" w:space="1" w:color="F1C40F"/>
-        </w:pBdr>
-        <w:spacing w:before="280" w:after="80"/>
-      </w:pPr>
+        <w:t>️</w:t>
+      </w:r>
+      <w:proofErr w:type="gramStart"/>
       <w:r>
         <w:rPr>
           <w:b/>
           <w:color w:val="16213E"/>
           <w:sz w:val="26"/>
-        </w:rPr>
-        <w:t>3️⃣  Étape 3 — Configurer pfSense (Router-on-a-Stick)</w:t>
+          <w:lang w:val="fr-FR"/>
+        </w:rPr>
+        <w:t>⃣  Étape</w:t>
+      </w:r>
+      <w:proofErr w:type="gramEnd"/>
+      <w:r>
+        <w:rPr>
+          <w:b/>
+          <w:color w:val="16213E"/>
+          <w:sz w:val="26"/>
+          <w:lang w:val="fr-FR"/>
+        </w:rPr>
+        <w:t xml:space="preserve"> 3 — Configurer </w:t>
+      </w:r>
+      <w:proofErr w:type="spellStart"/>
+      <w:r>
+        <w:rPr>
+          <w:b/>
+          <w:color w:val="16213E"/>
+          <w:sz w:val="26"/>
+          <w:lang w:val="fr-FR"/>
+        </w:rPr>
+        <w:t>pfSense</w:t>
+      </w:r>
+      <w:proofErr w:type="spellEnd"/>
+      <w:r>
+        <w:rPr>
+          <w:b/>
+          <w:color w:val="16213E"/>
+          <w:sz w:val="26"/>
+          <w:lang w:val="fr-FR"/>
+        </w:rPr>
+        <w:t xml:space="preserve"> (Router-on-a-Stick)</w:t>
       </w:r>
     </w:p>
     <w:p>
       <w:pPr>
         <w:spacing w:before="160" w:after="40"/>
+        <w:rPr>
+          <w:lang w:val="fr-FR"/>
+        </w:rPr>
       </w:pPr>
       <w:r>
         <w:rPr>
           <w:b/>
           <w:color w:val="0F3D60"/>
-        </w:rPr>
-        <w:t>⚙️ Création des sous-interfaces VLAN</w:t>
+          <w:lang w:val="fr-FR"/>
+        </w:rPr>
+        <w:t>⚙</w:t>
+      </w:r>
+      <w:r>
+        <w:rPr>
+          <w:b/>
+          <w:color w:val="0F3D60"/>
+        </w:rPr>
+        <w:t>️</w:t>
+      </w:r>
+      <w:r>
+        <w:rPr>
+          <w:b/>
+          <w:color w:val="0F3D60"/>
+          <w:lang w:val="fr-FR"/>
+        </w:rPr>
+        <w:t xml:space="preserve"> Création des sous-interfaces VLAN</w:t>
       </w:r>
     </w:p>
     <w:p>
@@ -240,7 +713,32 @@
           <w:b/>
           <w:sz w:val="20"/>
         </w:rPr>
-        <w:t xml:space="preserve">Navigation pfSense : </w:t>
+        <w:t xml:space="preserve">Navigation </w:t>
+      </w:r>
+      <w:proofErr w:type="spellStart"/>
+      <w:proofErr w:type="gramStart"/>
+      <w:r>
+        <w:rPr>
+          <w:b/>
+          <w:sz w:val="20"/>
+        </w:rPr>
+        <w:t>pfSense</w:t>
+      </w:r>
+      <w:proofErr w:type="spellEnd"/>
+      <w:r>
+        <w:rPr>
+          <w:b/>
+          <w:sz w:val="20"/>
+        </w:rPr>
+        <w:t xml:space="preserve"> :</w:t>
+      </w:r>
+      <w:proofErr w:type="gramEnd"/>
+      <w:r>
+        <w:rPr>
+          <w:b/>
+          <w:sz w:val="20"/>
+        </w:rPr>
+        <w:t xml:space="preserve"> </w:t>
       </w:r>
       <w:r>
         <w:rPr>
@@ -1175,19 +1673,37 @@
     <w:p>
       <w:pPr>
         <w:jc w:val="center"/>
+        <w:rPr>
+          <w:lang w:val="fr-FR"/>
+        </w:rPr>
       </w:pPr>
       <w:r>
         <w:rPr>
           <w:i/>
           <w:color w:val="888888"/>
           <w:sz w:val="18"/>
-        </w:rPr>
-        <w:t>Table 1 : Configuration des sous-interfaces VLAN pfSense</w:t>
-      </w:r>
+          <w:lang w:val="fr-FR"/>
+        </w:rPr>
+        <w:t xml:space="preserve">Table 1 : Configuration des sous-interfaces VLAN </w:t>
+      </w:r>
+      <w:proofErr w:type="spellStart"/>
+      <w:r>
+        <w:rPr>
+          <w:i/>
+          <w:color w:val="888888"/>
+          <w:sz w:val="18"/>
+          <w:lang w:val="fr-FR"/>
+        </w:rPr>
+        <w:t>pfSense</w:t>
+      </w:r>
+      <w:proofErr w:type="spellEnd"/>
     </w:p>
     <w:p>
       <w:pPr>
         <w:spacing w:after="120"/>
+        <w:rPr>
+          <w:lang w:val="fr-FR"/>
+        </w:rPr>
       </w:pPr>
     </w:p>
     <w:p>
@@ -1199,7 +1715,80 @@
           <w:b/>
           <w:color w:val="0F3D60"/>
         </w:rPr>
-        <w:t>✅ Vérifications pfSense</w:t>
+        <w:t xml:space="preserve">✅ </w:t>
+      </w:r>
+      <w:proofErr w:type="spellStart"/>
+      <w:r>
+        <w:rPr>
+          <w:b/>
+          <w:color w:val="0F3D60"/>
+        </w:rPr>
+        <w:t>Vérifications</w:t>
+      </w:r>
+      <w:proofErr w:type="spellEnd"/>
+      <w:r>
+        <w:rPr>
+          <w:b/>
+          <w:color w:val="0F3D60"/>
+        </w:rPr>
+        <w:t xml:space="preserve"> </w:t>
+      </w:r>
+      <w:proofErr w:type="spellStart"/>
+      <w:r>
+        <w:rPr>
+          <w:b/>
+          <w:color w:val="0F3D60"/>
+        </w:rPr>
+        <w:t>pfSense</w:t>
+      </w:r>
+      <w:proofErr w:type="spellEnd"/>
+    </w:p>
+    <w:p>
+      <w:pPr>
+        <w:pStyle w:val="Listepuces"/>
+        <w:spacing w:after="40"/>
+        <w:rPr>
+          <w:lang w:val="fr-FR"/>
+        </w:rPr>
+      </w:pPr>
+      <w:r>
+        <w:rPr>
+          <w:sz w:val="20"/>
+          <w:lang w:val="fr-FR"/>
+        </w:rPr>
+        <w:t>Diagnostics &gt; Routes : Les 6 réseaux VLAN doivent apparaître comme routes directement connectées</w:t>
+      </w:r>
+    </w:p>
+    <w:p>
+      <w:pPr>
+        <w:pStyle w:val="Listepuces"/>
+        <w:spacing w:after="40"/>
+        <w:rPr>
+          <w:lang w:val="fr-FR"/>
+        </w:rPr>
+      </w:pPr>
+      <w:r>
+        <w:rPr>
+          <w:sz w:val="20"/>
+          <w:lang w:val="fr-FR"/>
+        </w:rPr>
+        <w:t xml:space="preserve">Diagnostics &gt; Ping : Tester depuis </w:t>
+      </w:r>
+      <w:proofErr w:type="spellStart"/>
+      <w:r>
+        <w:rPr>
+          <w:sz w:val="20"/>
+          <w:lang w:val="fr-FR"/>
+        </w:rPr>
+        <w:t>pfSense</w:t>
+      </w:r>
+      <w:proofErr w:type="spellEnd"/>
+      <w:r>
+        <w:rPr>
+          <w:sz w:val="20"/>
+          <w:lang w:val="fr-FR"/>
+        </w:rPr>
+        <w:t xml:space="preserve"> vers 192.168.10.10 (Serveur Web DMZ)</w:t>
       </w:r>
     </w:p>
     <w:p>
@@ -1211,31 +1800,21 @@
         <w:rPr>
           <w:sz w:val="20"/>
         </w:rPr>
-        <w:t>Diagnostics &gt; Routes : Les 6 réseaux VLAN doivent apparaître comme routes directement connectées</w:t>
-      </w:r>
-    </w:p>
-    <w:p>
-      <w:pPr>
-        <w:pStyle w:val="Listepuces"/>
-        <w:spacing w:after="40"/>
-      </w:pPr>
+        <w:t xml:space="preserve">Diagnostics &gt; </w:t>
+      </w:r>
+      <w:proofErr w:type="gramStart"/>
       <w:r>
         <w:rPr>
           <w:sz w:val="20"/>
         </w:rPr>
-        <w:t>Diagnostics &gt; Ping : Tester depuis pfSense vers 192.168.10.10 (Serveur Web DMZ)</w:t>
-      </w:r>
-    </w:p>
-    <w:p>
-      <w:pPr>
-        <w:pStyle w:val="Listepuces"/>
-        <w:spacing w:after="40"/>
-      </w:pPr>
+        <w:t>Ping :</w:t>
+      </w:r>
+      <w:proofErr w:type="gramEnd"/>
       <w:r>
         <w:rPr>
           <w:sz w:val="20"/>
         </w:rPr>
-        <w:t>Diagnostics &gt; Ping : Tester depuis pfSense vers 192.168.10.50 (NAS Backup VLAN 60)</w:t>
+        <w:t xml:space="preserve"> Tester depuis pfSense vers 192.168.10.50 (NAS Backup VLAN 60)</w:t>
       </w:r>
     </w:p>
     <w:p>
@@ -1245,14 +1824,63 @@
         </w:pBdr>
         <w:spacing w:before="80" w:after="120"/>
         <w:ind w:left="283"/>
+        <w:rPr>
+          <w:lang w:val="fr-FR"/>
+        </w:rPr>
       </w:pPr>
       <w:r>
         <w:rPr>
           <w:i/>
           <w:sz w:val="19"/>
+          <w:lang w:val="fr-FR"/>
         </w:rPr>
         <w:lastRenderedPageBreak/>
-        <w:t>⚠️  Changement par rapport à l'ancienne architecture : Plus de lien point-à-point 10.0.0.0/30, plus de routes statiques vers 10.0.0.2. pfSense connaît directement les sous-réseaux via ses sous-interfaces VLAN.</w:t>
+        <w:t>⚠</w:t>
+      </w:r>
+      <w:proofErr w:type="gramStart"/>
+      <w:r>
+        <w:rPr>
+          <w:i/>
+          <w:sz w:val="19"/>
+        </w:rPr>
+        <w:t>️</w:t>
+      </w:r>
+      <w:r>
+        <w:rPr>
+          <w:i/>
+          <w:sz w:val="19"/>
+          <w:lang w:val="fr-FR"/>
+        </w:rPr>
+        <w:t xml:space="preserve">  Changement</w:t>
+      </w:r>
+      <w:proofErr w:type="gramEnd"/>
+      <w:r>
+        <w:rPr>
+          <w:i/>
+          <w:sz w:val="19"/>
+          <w:lang w:val="fr-FR"/>
+        </w:rPr>
+        <w:t xml:space="preserve"> par rapport à l'ancienne architecture : Plus de lien point-à-point 10.0.0.0/30, plus de routes statiques vers 10.0.0.2. </w:t>
+      </w:r>
+      <w:proofErr w:type="spellStart"/>
+      <w:proofErr w:type="gramStart"/>
+      <w:r>
+        <w:rPr>
+          <w:i/>
+          <w:sz w:val="19"/>
+          <w:lang w:val="fr-FR"/>
+        </w:rPr>
+        <w:t>pfSense</w:t>
+      </w:r>
+      <w:proofErr w:type="spellEnd"/>
+      <w:proofErr w:type="gramEnd"/>
+      <w:r>
+        <w:rPr>
+          <w:i/>
+          <w:sz w:val="19"/>
+          <w:lang w:val="fr-FR"/>
+        </w:rPr>
+        <w:t xml:space="preserve"> connaît directement les sous-réseaux via ses sous-interfaces VLAN.</w:t>
       </w:r>
     </w:p>
     <w:p>
@@ -1261,20 +1889,98 @@
           <w:bottom w:val="single" w:sz="6" w:space="1" w:color="F1C40F"/>
         </w:pBdr>
         <w:spacing w:before="280" w:after="80"/>
+        <w:rPr>
+          <w:lang w:val="fr-FR"/>
+        </w:rPr>
       </w:pPr>
       <w:r>
         <w:rPr>
           <w:b/>
           <w:color w:val="16213E"/>
           <w:sz w:val="26"/>
-        </w:rPr>
-        <w:t>4️⃣  Étape 4 — Configurer les VMs (IPs statiques)</w:t>
+          <w:lang w:val="fr-FR"/>
+        </w:rPr>
+        <w:t>4</w:t>
+      </w:r>
+      <w:r>
+        <w:rPr>
+          <w:b/>
+          <w:color w:val="16213E"/>
+          <w:sz w:val="26"/>
+        </w:rPr>
+        <w:t>️</w:t>
+      </w:r>
+      <w:proofErr w:type="gramStart"/>
+      <w:r>
+        <w:rPr>
+          <w:b/>
+          <w:color w:val="16213E"/>
+          <w:sz w:val="26"/>
+          <w:lang w:val="fr-FR"/>
+        </w:rPr>
+        <w:t>⃣  Étape</w:t>
+      </w:r>
+      <w:proofErr w:type="gramEnd"/>
+      <w:r>
+        <w:rPr>
+          <w:b/>
+          <w:color w:val="16213E"/>
+          <w:sz w:val="26"/>
+          <w:lang w:val="fr-FR"/>
+        </w:rPr>
+        <w:t xml:space="preserve"> 4 — Configurer les </w:t>
+      </w:r>
+      <w:proofErr w:type="spellStart"/>
+      <w:r>
+        <w:rPr>
+          <w:b/>
+          <w:color w:val="16213E"/>
+          <w:sz w:val="26"/>
+          <w:lang w:val="fr-FR"/>
+        </w:rPr>
+        <w:t>VMs</w:t>
+      </w:r>
+      <w:proofErr w:type="spellEnd"/>
+      <w:r>
+        <w:rPr>
+          <w:b/>
+          <w:color w:val="16213E"/>
+          <w:sz w:val="26"/>
+          <w:lang w:val="fr-FR"/>
+        </w:rPr>
+        <w:t xml:space="preserve"> (</w:t>
+      </w:r>
+      <w:proofErr w:type="spellStart"/>
+      <w:r>
+        <w:rPr>
+          <w:b/>
+          <w:color w:val="16213E"/>
+          <w:sz w:val="26"/>
+          <w:lang w:val="fr-FR"/>
+        </w:rPr>
+        <w:t>IPs</w:t>
+      </w:r>
+      <w:proofErr w:type="spellEnd"/>
+      <w:r>
+        <w:rPr>
+          <w:b/>
+          <w:color w:val="16213E"/>
+          <w:sz w:val="26"/>
+          <w:lang w:val="fr-FR"/>
+        </w:rPr>
+        <w:t xml:space="preserve"> statiques)</w:t>
       </w:r>
     </w:p>
     <w:p>
+      <w:pPr>
+        <w:rPr>
+          <w:lang w:val="fr-FR"/>
+        </w:rPr>
+      </w:pPr>
       <w:r>
         <w:rPr>
           <w:sz w:val="20"/>
+          <w:lang w:val="fr-FR"/>
         </w:rPr>
         <w:t>Configure chaque VM selon le plan d'adressage :</w:t>
       </w:r>
@@ -1282,6 +1988,9 @@
     <w:p>
       <w:pPr>
         <w:spacing w:after="80"/>
+        <w:rPr>
+          <w:lang w:val="fr-FR"/>
+        </w:rPr>
       </w:pPr>
     </w:p>
     <w:tbl>
@@ -2651,10 +3360,14 @@
       <w:pPr>
         <w:pStyle w:val="Listepuces"/>
         <w:spacing w:after="40"/>
+        <w:rPr>
+          <w:lang w:val="fr-FR"/>
+        </w:rPr>
       </w:pPr>
       <w:r>
         <w:rPr>
           <w:sz w:val="20"/>
+          <w:lang w:val="fr-FR"/>
         </w:rPr>
         <w:t>Résultat attendu : Réponse OK → la passerelle locale VLAN 10 est joignable ✅</w:t>
       </w:r>
@@ -2668,7 +3381,39 @@
           <w:b/>
           <w:color w:val="0F3D60"/>
         </w:rPr>
-        <w:t>Test 2 : Routage inter-VLAN (Layer 3 via pfSense)</w:t>
+        <w:t xml:space="preserve">Test </w:t>
+      </w:r>
+      <w:proofErr w:type="gramStart"/>
+      <w:r>
+        <w:rPr>
+          <w:b/>
+          <w:color w:val="0F3D60"/>
+        </w:rPr>
+        <w:t>2 :</w:t>
+      </w:r>
+      <w:proofErr w:type="gramEnd"/>
+      <w:r>
+        <w:rPr>
+          <w:b/>
+          <w:color w:val="0F3D60"/>
+        </w:rPr>
+        <w:t xml:space="preserve"> </w:t>
+      </w:r>
+      <w:proofErr w:type="spellStart"/>
+      <w:r>
+        <w:rPr>
+          <w:b/>
+          <w:color w:val="0F3D60"/>
+        </w:rPr>
+        <w:t>Routage</w:t>
+      </w:r>
+      <w:proofErr w:type="spellEnd"/>
+      <w:r>
+        <w:rPr>
+          <w:b/>
+          <w:color w:val="0F3D60"/>
+        </w:rPr>
+        <w:t xml:space="preserve"> inter-VLAN (Layer 3 via pfSense)</w:t>
       </w:r>
     </w:p>
     <w:p>
@@ -2687,12 +3432,32 @@
       <w:pPr>
         <w:pStyle w:val="Listepuces"/>
         <w:spacing w:after="40"/>
+        <w:rPr>
+          <w:lang w:val="fr-FR"/>
+        </w:rPr>
       </w:pPr>
       <w:r>
         <w:rPr>
           <w:sz w:val="20"/>
-        </w:rPr>
-        <w:t>Résultat attendu : Réponse OK → le routage inter-VLAN via pfSense fonctionne ✅</w:t>
+          <w:lang w:val="fr-FR"/>
+        </w:rPr>
+        <w:t xml:space="preserve">Résultat attendu : Réponse OK → le routage inter-VLAN via </w:t>
+      </w:r>
+      <w:proofErr w:type="spellStart"/>
+      <w:r>
+        <w:rPr>
+          <w:sz w:val="20"/>
+          <w:lang w:val="fr-FR"/>
+        </w:rPr>
+        <w:t>pfSense</w:t>
+      </w:r>
+      <w:proofErr w:type="spellEnd"/>
+      <w:r>
+        <w:rPr>
+          <w:sz w:val="20"/>
+          <w:lang w:val="fr-FR"/>
+        </w:rPr>
+        <w:t xml:space="preserve"> fonctionne ✅</w:t>
       </w:r>
     </w:p>
     <w:p>
@@ -2702,27 +3467,187 @@
         </w:pBdr>
         <w:spacing w:before="80" w:after="120"/>
         <w:ind w:left="283"/>
+        <w:rPr>
+          <w:lang w:val="fr-FR"/>
+        </w:rPr>
       </w:pPr>
       <w:r>
         <w:rPr>
           <w:i/>
           <w:sz w:val="19"/>
-        </w:rPr>
-        <w:t>⚠️  Note : Le ping ICMP vers MariaDB (192.168.10.21) depuis le Serveur Web sera bloqué par les règles de pare-feu pfSense (seuls les ports 3306 et 445 sont autorisés DMZ → SERVERS). Pour tester la connectivité applicative :</w:t>
+          <w:lang w:val="fr-FR"/>
+        </w:rPr>
+        <w:t>⚠</w:t>
+      </w:r>
+      <w:proofErr w:type="gramStart"/>
+      <w:r>
+        <w:rPr>
+          <w:i/>
+          <w:sz w:val="19"/>
+        </w:rPr>
+        <w:t>️</w:t>
+      </w:r>
+      <w:r>
+        <w:rPr>
+          <w:i/>
+          <w:sz w:val="19"/>
+          <w:lang w:val="fr-FR"/>
+        </w:rPr>
+        <w:t xml:space="preserve">  Note</w:t>
+      </w:r>
+      <w:proofErr w:type="gramEnd"/>
+      <w:r>
+        <w:rPr>
+          <w:i/>
+          <w:sz w:val="19"/>
+          <w:lang w:val="fr-FR"/>
+        </w:rPr>
+        <w:t xml:space="preserve"> : Le ping ICMP vers </w:t>
+      </w:r>
+      <w:proofErr w:type="spellStart"/>
+      <w:r>
+        <w:rPr>
+          <w:i/>
+          <w:sz w:val="19"/>
+          <w:lang w:val="fr-FR"/>
+        </w:rPr>
+        <w:t>MariaDB</w:t>
+      </w:r>
+      <w:proofErr w:type="spellEnd"/>
+      <w:r>
+        <w:rPr>
+          <w:i/>
+          <w:sz w:val="19"/>
+          <w:lang w:val="fr-FR"/>
+        </w:rPr>
+        <w:t xml:space="preserve"> (192.168.10.21) depuis le Serveur Web sera bloqué par les règles de pare-feu </w:t>
+      </w:r>
+      <w:proofErr w:type="spellStart"/>
+      <w:r>
+        <w:rPr>
+          <w:i/>
+          <w:sz w:val="19"/>
+          <w:lang w:val="fr-FR"/>
+        </w:rPr>
+        <w:t>pfSense</w:t>
+      </w:r>
+      <w:proofErr w:type="spellEnd"/>
+      <w:r>
+        <w:rPr>
+          <w:i/>
+          <w:sz w:val="19"/>
+          <w:lang w:val="fr-FR"/>
+        </w:rPr>
+        <w:t xml:space="preserve"> (seuls les ports 3306 et 445 sont autorisés DMZ → SERVERS). Pour tester la connectivité applicative :</w:t>
       </w:r>
     </w:p>
     <w:p>
       <w:pPr>
         <w:spacing w:after="20"/>
         <w:ind w:left="567"/>
+        <w:rPr>
+          <w:lang w:val="fr-FR"/>
+        </w:rPr>
       </w:pPr>
+      <w:proofErr w:type="spellStart"/>
+      <w:proofErr w:type="gramStart"/>
       <w:r>
         <w:rPr>
           <w:rFonts w:ascii="Courier New" w:hAnsi="Courier New"/>
           <w:color w:val="27AE60"/>
           <w:sz w:val="18"/>
-        </w:rPr>
-        <w:t>nc -zv 192.168.10.21 3306</w:t>
+          <w:lang w:val="fr-FR"/>
+        </w:rPr>
+        <w:t>nc</w:t>
+      </w:r>
+      <w:proofErr w:type="spellEnd"/>
+      <w:proofErr w:type="gramEnd"/>
+      <w:r>
+        <w:rPr>
+          <w:rFonts w:ascii="Courier New" w:hAnsi="Courier New"/>
+          <w:color w:val="27AE60"/>
+          <w:sz w:val="18"/>
+          <w:lang w:val="fr-FR"/>
+        </w:rPr>
+        <w:t xml:space="preserve"> -</w:t>
+      </w:r>
+      <w:proofErr w:type="spellStart"/>
+      <w:r>
+        <w:rPr>
+          <w:rFonts w:ascii="Courier New" w:hAnsi="Courier New"/>
+          <w:color w:val="27AE60"/>
+          <w:sz w:val="18"/>
+          <w:lang w:val="fr-FR"/>
+        </w:rPr>
+        <w:t>zv</w:t>
+      </w:r>
+      <w:proofErr w:type="spellEnd"/>
+      <w:r>
+        <w:rPr>
+          <w:rFonts w:ascii="Courier New" w:hAnsi="Courier New"/>
+          <w:color w:val="27AE60"/>
+          <w:sz w:val="18"/>
+          <w:lang w:val="fr-FR"/>
+        </w:rPr>
+        <w:t xml:space="preserve"> 192.168.10.21 3306</w:t>
+      </w:r>
+    </w:p>
+    <w:p>
+      <w:pPr>
+        <w:spacing w:before="160" w:after="40"/>
+        <w:rPr>
+          <w:lang w:val="fr-FR"/>
+        </w:rPr>
+      </w:pPr>
+      <w:r>
+        <w:rPr>
+          <w:b/>
+          <w:color w:val="0F3D60"/>
+          <w:lang w:val="fr-FR"/>
+        </w:rPr>
+        <w:t xml:space="preserve">Test 3 : Accès inter-VLAN depuis </w:t>
+      </w:r>
+      <w:proofErr w:type="spellStart"/>
+      <w:r>
+        <w:rPr>
+          <w:b/>
+          <w:color w:val="0F3D60"/>
+          <w:lang w:val="fr-FR"/>
+        </w:rPr>
+        <w:t>Workstations</w:t>
+      </w:r>
+      <w:proofErr w:type="spellEnd"/>
+    </w:p>
+    <w:p>
+      <w:pPr>
+        <w:pStyle w:val="Listepuces"/>
+        <w:spacing w:after="40"/>
+        <w:rPr>
+          <w:lang w:val="fr-FR"/>
+        </w:rPr>
+      </w:pPr>
+      <w:r>
+        <w:rPr>
+          <w:sz w:val="20"/>
+          <w:lang w:val="fr-FR"/>
+        </w:rPr>
+        <w:t>Depuis un poste client : ping 192.168.10.34 (SRV-AD01)</w:t>
+      </w:r>
+    </w:p>
+    <w:p>
+      <w:pPr>
+        <w:pStyle w:val="Listepuces"/>
+        <w:spacing w:after="40"/>
+        <w:rPr>
+          <w:lang w:val="fr-FR"/>
+        </w:rPr>
+      </w:pPr>
+      <w:r>
+        <w:rPr>
+          <w:sz w:val="20"/>
+          <w:lang w:val="fr-FR"/>
+        </w:rPr>
+        <w:t>Résultat attendu : Réponse OK → accès AD depuis les postes clients ✅</w:t>
       </w:r>
     </w:p>
     <w:p>
@@ -2734,7 +3659,115 @@
           <w:b/>
           <w:color w:val="0F3D60"/>
         </w:rPr>
-        <w:t>Test 3 : Accès inter-VLAN depuis Workstations</w:t>
+        <w:t xml:space="preserve">Test </w:t>
+      </w:r>
+      <w:proofErr w:type="gramStart"/>
+      <w:r>
+        <w:rPr>
+          <w:b/>
+          <w:color w:val="0F3D60"/>
+        </w:rPr>
+        <w:t>4 :</w:t>
+      </w:r>
+      <w:proofErr w:type="gramEnd"/>
+      <w:r>
+        <w:rPr>
+          <w:b/>
+          <w:color w:val="0F3D60"/>
+        </w:rPr>
+        <w:t xml:space="preserve"> </w:t>
+      </w:r>
+      <w:proofErr w:type="spellStart"/>
+      <w:r>
+        <w:rPr>
+          <w:b/>
+          <w:color w:val="0F3D60"/>
+        </w:rPr>
+        <w:t>Accès</w:t>
+      </w:r>
+      <w:proofErr w:type="spellEnd"/>
+      <w:r>
+        <w:rPr>
+          <w:b/>
+          <w:color w:val="0F3D60"/>
+        </w:rPr>
+        <w:t xml:space="preserve"> Internet (NAT)</w:t>
+      </w:r>
+    </w:p>
+    <w:p>
+      <w:pPr>
+        <w:pStyle w:val="Listepuces"/>
+        <w:spacing w:after="40"/>
+        <w:rPr>
+          <w:lang w:val="fr-FR"/>
+        </w:rPr>
+      </w:pPr>
+      <w:r>
+        <w:rPr>
+          <w:sz w:val="20"/>
+          <w:lang w:val="fr-FR"/>
+        </w:rPr>
+        <w:t>Depuis n'importe quelle VM : ping 8.8.8.8</w:t>
+      </w:r>
+    </w:p>
+    <w:p>
+      <w:pPr>
+        <w:pStyle w:val="Listepuces"/>
+        <w:spacing w:after="40"/>
+        <w:rPr>
+          <w:lang w:val="fr-FR"/>
+        </w:rPr>
+      </w:pPr>
+      <w:r>
+        <w:rPr>
+          <w:sz w:val="20"/>
+          <w:lang w:val="fr-FR"/>
+        </w:rPr>
+        <w:t xml:space="preserve">Résultat attendu : Réponse OK → le NAT </w:t>
+      </w:r>
+      <w:proofErr w:type="spellStart"/>
+      <w:r>
+        <w:rPr>
+          <w:sz w:val="20"/>
+          <w:lang w:val="fr-FR"/>
+        </w:rPr>
+        <w:t>pfSense</w:t>
+      </w:r>
+      <w:proofErr w:type="spellEnd"/>
+      <w:r>
+        <w:rPr>
+          <w:sz w:val="20"/>
+          <w:lang w:val="fr-FR"/>
+        </w:rPr>
+        <w:t xml:space="preserve"> vers Internet fonctionne ✅</w:t>
+      </w:r>
+    </w:p>
+    <w:p>
+      <w:pPr>
+        <w:spacing w:before="160" w:after="40"/>
+      </w:pPr>
+      <w:r>
+        <w:rPr>
+          <w:b/>
+          <w:color w:val="0F3D60"/>
+        </w:rPr>
+        <w:t xml:space="preserve">Test </w:t>
+      </w:r>
+      <w:proofErr w:type="gramStart"/>
+      <w:r>
+        <w:rPr>
+          <w:b/>
+          <w:color w:val="0F3D60"/>
+        </w:rPr>
+        <w:t>5 :</w:t>
+      </w:r>
+      <w:proofErr w:type="gramEnd"/>
+      <w:r>
+        <w:rPr>
+          <w:b/>
+          <w:color w:val="0F3D60"/>
+        </w:rPr>
+        <w:t xml:space="preserve"> VPN WireGuard (accès administrateur distant)</w:t>
       </w:r>
     </w:p>
     <w:p>
@@ -2746,19 +3779,23 @@
         <w:rPr>
           <w:sz w:val="20"/>
         </w:rPr>
-        <w:t>Depuis un poste client : ping 192.168.10.34 (SRV-AD01)</w:t>
+        <w:t>Depuis client VPN externe : Connexion WireGuard → ping 192.168.10.42 (Wazuh)</w:t>
       </w:r>
     </w:p>
     <w:p>
       <w:pPr>
         <w:pStyle w:val="Listepuces"/>
         <w:spacing w:after="40"/>
+        <w:rPr>
+          <w:lang w:val="fr-FR"/>
+        </w:rPr>
       </w:pPr>
       <w:r>
         <w:rPr>
           <w:sz w:val="20"/>
-        </w:rPr>
-        <w:t>Résultat attendu : Réponse OK → accès AD depuis les postes clients ✅</w:t>
+          <w:lang w:val="fr-FR"/>
+        </w:rPr>
+        <w:t>Résultat attendu : Réponse OK → le tunnel VPN et l'accès Management fonctionnent ✅</w:t>
       </w:r>
     </w:p>
     <w:p>
@@ -2770,114 +3807,70 @@
           <w:b/>
           <w:color w:val="0F3D60"/>
         </w:rPr>
-        <w:t>Test 4 : Accès Internet (NAT)</w:t>
+        <w:t xml:space="preserve">Test </w:t>
+      </w:r>
+      <w:proofErr w:type="gramStart"/>
+      <w:r>
+        <w:rPr>
+          <w:b/>
+          <w:color w:val="0F3D60"/>
+        </w:rPr>
+        <w:t>6 :</w:t>
+      </w:r>
+      <w:proofErr w:type="gramEnd"/>
+      <w:r>
+        <w:rPr>
+          <w:b/>
+          <w:color w:val="0F3D60"/>
+        </w:rPr>
+        <w:t xml:space="preserve"> Isolation VLAN 60 Backup</w:t>
       </w:r>
     </w:p>
     <w:p>
       <w:pPr>
         <w:pStyle w:val="Listepuces"/>
         <w:spacing w:after="40"/>
+        <w:rPr>
+          <w:lang w:val="fr-FR"/>
+        </w:rPr>
       </w:pPr>
       <w:r>
         <w:rPr>
           <w:sz w:val="20"/>
-        </w:rPr>
-        <w:t>Depuis n'importe quelle VM : ping 8.8.8.8</w:t>
+          <w:lang w:val="fr-FR"/>
+        </w:rPr>
+        <w:t>Depuis NAS Backup : vérifier qu'aucun ping vers VLAN 10/30 n'est possible</w:t>
       </w:r>
     </w:p>
     <w:p>
       <w:pPr>
         <w:pStyle w:val="Listepuces"/>
         <w:spacing w:after="40"/>
+        <w:rPr>
+          <w:lang w:val="fr-FR"/>
+        </w:rPr>
       </w:pPr>
       <w:r>
         <w:rPr>
           <w:sz w:val="20"/>
-        </w:rPr>
-        <w:t>Résultat attendu : Réponse OK → le NAT pfSense vers Internet fonctionne ✅</w:t>
-      </w:r>
-    </w:p>
-    <w:p>
-      <w:pPr>
-        <w:spacing w:before="160" w:after="40"/>
-      </w:pPr>
-      <w:r>
-        <w:rPr>
-          <w:b/>
-          <w:color w:val="0F3D60"/>
-        </w:rPr>
-        <w:t>Test 5 : VPN WireGuard (accès administrateur distant)</w:t>
+          <w:lang w:val="fr-FR"/>
+        </w:rPr>
+        <w:lastRenderedPageBreak/>
+        <w:t>Depuis SERVERS (192.168.10.20) : connexion port 9102 vers 192.168.10.50 ✅</w:t>
       </w:r>
     </w:p>
     <w:p>
       <w:pPr>
         <w:pStyle w:val="Listepuces"/>
         <w:spacing w:after="40"/>
+        <w:rPr>
+          <w:lang w:val="fr-FR"/>
+        </w:rPr>
       </w:pPr>
       <w:r>
         <w:rPr>
           <w:sz w:val="20"/>
-        </w:rPr>
-        <w:t>Depuis client VPN externe : Connexion WireGuard → ping 192.168.10.42 (Wazuh)</w:t>
-      </w:r>
-    </w:p>
-    <w:p>
-      <w:pPr>
-        <w:pStyle w:val="Listepuces"/>
-        <w:spacing w:after="40"/>
-      </w:pPr>
-      <w:r>
-        <w:rPr>
-          <w:sz w:val="20"/>
-        </w:rPr>
-        <w:t>Résultat attendu : Réponse OK → le tunnel VPN et l'accès Management fonctionnent ✅</w:t>
-      </w:r>
-    </w:p>
-    <w:p>
-      <w:pPr>
-        <w:spacing w:before="160" w:after="40"/>
-      </w:pPr>
-      <w:r>
-        <w:rPr>
-          <w:b/>
-          <w:color w:val="0F3D60"/>
-        </w:rPr>
-        <w:t>Test 6 : Isolation VLAN 60 Backup</w:t>
-      </w:r>
-    </w:p>
-    <w:p>
-      <w:pPr>
-        <w:pStyle w:val="Listepuces"/>
-        <w:spacing w:after="40"/>
-      </w:pPr>
-      <w:r>
-        <w:rPr>
-          <w:sz w:val="20"/>
-        </w:rPr>
-        <w:t>Depuis NAS Backup : vérifier qu'aucun ping vers VLAN 10/30 n'est possible</w:t>
-      </w:r>
-    </w:p>
-    <w:p>
-      <w:pPr>
-        <w:pStyle w:val="Listepuces"/>
-        <w:spacing w:after="40"/>
-      </w:pPr>
-      <w:r>
-        <w:rPr>
-          <w:sz w:val="20"/>
-        </w:rPr>
-        <w:lastRenderedPageBreak/>
-        <w:t>Depuis SERVERS (192.168.10.20) : connexion port 9102 vers 192.168.10.50 ✅</w:t>
-      </w:r>
-    </w:p>
-    <w:p>
-      <w:pPr>
-        <w:pStyle w:val="Listepuces"/>
-        <w:spacing w:after="40"/>
-      </w:pPr>
-      <w:r>
-        <w:rPr>
-          <w:sz w:val="20"/>
+          <w:lang w:val="fr-FR"/>
         </w:rPr>
         <w:t>Depuis NAS Backup : vérifier que l'accès Internet est bloqué ✅</w:t>
       </w:r>
@@ -2888,21 +3881,50 @@
           <w:bottom w:val="single" w:sz="6" w:space="1" w:color="F1C40F"/>
         </w:pBdr>
         <w:spacing w:before="280" w:after="80"/>
+        <w:rPr>
+          <w:lang w:val="fr-FR"/>
+        </w:rPr>
       </w:pPr>
+      <w:proofErr w:type="gramStart"/>
       <w:r>
         <w:rPr>
           <w:b/>
           <w:color w:val="16213E"/>
           <w:sz w:val="26"/>
         </w:rPr>
-        <w:t>🔍  Règle d'or pour déboguer</w:t>
+        <w:t>🔍</w:t>
+      </w:r>
+      <w:r>
+        <w:rPr>
+          <w:b/>
+          <w:color w:val="16213E"/>
+          <w:sz w:val="26"/>
+          <w:lang w:val="fr-FR"/>
+        </w:rPr>
+        <w:t xml:space="preserve">  Règle</w:t>
+      </w:r>
+      <w:proofErr w:type="gramEnd"/>
+      <w:r>
+        <w:rPr>
+          <w:b/>
+          <w:color w:val="16213E"/>
+          <w:sz w:val="26"/>
+          <w:lang w:val="fr-FR"/>
+        </w:rPr>
+        <w:t xml:space="preserve"> d'or pour déboguer</w:t>
       </w:r>
     </w:p>
     <w:p>
+      <w:pPr>
+        <w:rPr>
+          <w:lang w:val="fr-FR"/>
+        </w:rPr>
+      </w:pPr>
       <w:r>
         <w:rPr>
           <w:b/>
           <w:sz w:val="20"/>
+          <w:lang w:val="fr-FR"/>
         </w:rPr>
         <w:t>Si un ping échoue, commence toujours par pinger la passerelle locale de la VM.</w:t>
       </w:r>
@@ -2911,24 +3933,80 @@
       <w:pPr>
         <w:pStyle w:val="Listepuces"/>
         <w:spacing w:after="40"/>
+        <w:rPr>
+          <w:lang w:val="fr-FR"/>
+        </w:rPr>
       </w:pPr>
       <w:r>
         <w:rPr>
           <w:sz w:val="20"/>
-        </w:rPr>
-        <w:t>Si ça échoue aussi → le problème est sur la VM (mauvaise IP/gateway)</w:t>
+          <w:lang w:val="fr-FR"/>
+        </w:rPr>
+        <w:t>Si ça échoue aussi → le problème est sur la VM (mauvaise IP/</w:t>
+      </w:r>
+      <w:proofErr w:type="spellStart"/>
+      <w:r>
+        <w:rPr>
+          <w:sz w:val="20"/>
+          <w:lang w:val="fr-FR"/>
+        </w:rPr>
+        <w:t>gateway</w:t>
+      </w:r>
+      <w:proofErr w:type="spellEnd"/>
+      <w:r>
+        <w:rPr>
+          <w:sz w:val="20"/>
+          <w:lang w:val="fr-FR"/>
+        </w:rPr>
+        <w:t>)</w:t>
       </w:r>
     </w:p>
     <w:p>
       <w:pPr>
         <w:pStyle w:val="Listepuces"/>
         <w:spacing w:after="40"/>
+        <w:rPr>
+          <w:lang w:val="fr-FR"/>
+        </w:rPr>
       </w:pPr>
       <w:r>
         <w:rPr>
           <w:sz w:val="20"/>
-        </w:rPr>
-        <w:t>Si la passerelle répond mais pas la destination → le problème est sur le routage (vérifier les règles pfSense ou la config trunk IOU)</w:t>
+          <w:lang w:val="fr-FR"/>
+        </w:rPr>
+        <w:t xml:space="preserve">Si la passerelle répond mais pas la destination → le problème est sur le routage (vérifier les règles </w:t>
+      </w:r>
+      <w:proofErr w:type="spellStart"/>
+      <w:r>
+        <w:rPr>
+          <w:sz w:val="20"/>
+          <w:lang w:val="fr-FR"/>
+        </w:rPr>
+        <w:t>pfSense</w:t>
+      </w:r>
+      <w:proofErr w:type="spellEnd"/>
+      <w:r>
+        <w:rPr>
+          <w:sz w:val="20"/>
+          <w:lang w:val="fr-FR"/>
+        </w:rPr>
+        <w:t xml:space="preserve"> ou la config </w:t>
+      </w:r>
+      <w:proofErr w:type="spellStart"/>
+      <w:r>
+        <w:rPr>
+          <w:sz w:val="20"/>
+          <w:lang w:val="fr-FR"/>
+        </w:rPr>
+        <w:t>trunk</w:t>
+      </w:r>
+      <w:proofErr w:type="spellEnd"/>
+      <w:r>
+        <w:rPr>
+          <w:sz w:val="20"/>
+          <w:lang w:val="fr-FR"/>
+        </w:rPr>
+        <w:t xml:space="preserve"> IOU)</w:t>
       </w:r>
     </w:p>
     <w:p>
@@ -2937,26 +4015,60 @@
           <w:bottom w:val="single" w:sz="6" w:space="1" w:color="F1C40F"/>
         </w:pBdr>
         <w:spacing w:before="280" w:after="80"/>
+        <w:rPr>
+          <w:lang w:val="fr-FR"/>
+        </w:rPr>
       </w:pPr>
+      <w:proofErr w:type="gramStart"/>
       <w:r>
         <w:rPr>
           <w:b/>
           <w:color w:val="16213E"/>
           <w:sz w:val="26"/>
         </w:rPr>
-        <w:t>💻  Commandes de vérification utiles</w:t>
+        <w:t>💻</w:t>
+      </w:r>
+      <w:r>
+        <w:rPr>
+          <w:b/>
+          <w:color w:val="16213E"/>
+          <w:sz w:val="26"/>
+          <w:lang w:val="fr-FR"/>
+        </w:rPr>
+        <w:t xml:space="preserve">  Commandes</w:t>
+      </w:r>
+      <w:proofErr w:type="gramEnd"/>
+      <w:r>
+        <w:rPr>
+          <w:b/>
+          <w:color w:val="16213E"/>
+          <w:sz w:val="26"/>
+          <w:lang w:val="fr-FR"/>
+        </w:rPr>
+        <w:t xml:space="preserve"> de vérification utiles</w:t>
       </w:r>
     </w:p>
     <w:p>
       <w:pPr>
         <w:spacing w:before="160" w:after="40"/>
+        <w:rPr>
+          <w:lang w:val="fr-FR"/>
+        </w:rPr>
       </w:pPr>
       <w:r>
         <w:rPr>
           <w:b/>
           <w:color w:val="0F3D60"/>
         </w:rPr>
-        <w:t>🔧 Sur le switch IOU</w:t>
+        <w:t>🔧</w:t>
+      </w:r>
+      <w:r>
+        <w:rPr>
+          <w:b/>
+          <w:color w:val="0F3D60"/>
+          <w:lang w:val="fr-FR"/>
+        </w:rPr>
+        <w:t xml:space="preserve"> Sur le switch IOU</w:t>
       </w:r>
     </w:p>
     <w:p>
@@ -2970,7 +4082,25 @@
           <w:color w:val="27AE60"/>
           <w:sz w:val="18"/>
         </w:rPr>
-        <w:t>show vlan brief</w:t>
+        <w:t xml:space="preserve">show </w:t>
+      </w:r>
+      <w:proofErr w:type="spellStart"/>
+      <w:r>
+        <w:rPr>
+          <w:rFonts w:ascii="Courier New" w:hAnsi="Courier New"/>
+          <w:color w:val="27AE60"/>
+          <w:sz w:val="18"/>
+        </w:rPr>
+        <w:t>vlan</w:t>
+      </w:r>
+      <w:proofErr w:type="spellEnd"/>
+      <w:r>
+        <w:rPr>
+          <w:rFonts w:ascii="Courier New" w:hAnsi="Courier New"/>
+          <w:color w:val="27AE60"/>
+          <w:sz w:val="18"/>
+        </w:rPr>
+        <w:t xml:space="preserve"> brief</w:t>
       </w:r>
     </w:p>
     <w:p>
@@ -3018,13 +4148,42 @@
     <w:p>
       <w:pPr>
         <w:spacing w:before="160" w:after="40"/>
+        <w:rPr>
+          <w:lang w:val="fr-FR"/>
+        </w:rPr>
       </w:pPr>
       <w:r>
         <w:rPr>
           <w:b/>
           <w:color w:val="0F3D60"/>
         </w:rPr>
-        <w:t>🛡️ Sur pfSense (CLI ou GUI)</w:t>
+        <w:t>🛡️</w:t>
+      </w:r>
+      <w:r>
+        <w:rPr>
+          <w:b/>
+          <w:color w:val="0F3D60"/>
+          <w:lang w:val="fr-FR"/>
+        </w:rPr>
+        <w:t xml:space="preserve"> Sur </w:t>
+      </w:r>
+      <w:proofErr w:type="spellStart"/>
+      <w:r>
+        <w:rPr>
+          <w:b/>
+          <w:color w:val="0F3D60"/>
+          <w:lang w:val="fr-FR"/>
+        </w:rPr>
+        <w:t>pfSense</w:t>
+      </w:r>
+      <w:proofErr w:type="spellEnd"/>
+      <w:r>
+        <w:rPr>
+          <w:b/>
+          <w:color w:val="0F3D60"/>
+          <w:lang w:val="fr-FR"/>
+        </w:rPr>
+        <w:t xml:space="preserve"> (CLI ou GUI)</w:t>
       </w:r>
     </w:p>
     <w:p>
@@ -3032,11 +4191,33 @@
         <w:pStyle w:val="Listepuces"/>
         <w:spacing w:after="40"/>
       </w:pPr>
+      <w:proofErr w:type="spellStart"/>
       <w:r>
         <w:rPr>
           <w:sz w:val="20"/>
         </w:rPr>
-        <w:t>Vérifier les routes : Diagnostics &gt; Routes</w:t>
+        <w:t>Vérifier</w:t>
+      </w:r>
+      <w:proofErr w:type="spellEnd"/>
+      <w:r>
+        <w:rPr>
+          <w:sz w:val="20"/>
+        </w:rPr>
+        <w:t xml:space="preserve"> les </w:t>
+      </w:r>
+      <w:proofErr w:type="gramStart"/>
+      <w:r>
+        <w:rPr>
+          <w:sz w:val="20"/>
+        </w:rPr>
+        <w:t>routes :</w:t>
+      </w:r>
+      <w:proofErr w:type="gramEnd"/>
+      <w:r>
+        <w:rPr>
+          <w:sz w:val="20"/>
+        </w:rPr>
+        <w:t xml:space="preserve"> Diagnostics &gt; Routes</w:t>
       </w:r>
     </w:p>
     <w:p>
@@ -3055,10 +4236,14 @@
       <w:pPr>
         <w:pStyle w:val="Listepuces"/>
         <w:spacing w:after="40"/>
+        <w:rPr>
+          <w:lang w:val="fr-FR"/>
+        </w:rPr>
       </w:pPr>
       <w:r>
         <w:rPr>
           <w:sz w:val="20"/>
+          <w:lang w:val="fr-FR"/>
         </w:rPr>
         <w:t>Vérifier les règles de pare-feu : Firewall &gt; Rules &gt; [Interface VLAN]</w:t>
       </w:r>
@@ -3067,24 +4252,91 @@
       <w:pPr>
         <w:pStyle w:val="Listepuces"/>
         <w:spacing w:after="40"/>
+        <w:rPr>
+          <w:lang w:val="fr-FR"/>
+        </w:rPr>
       </w:pPr>
       <w:r>
         <w:rPr>
           <w:sz w:val="20"/>
-        </w:rPr>
-        <w:t>Consulter les logs en temps réel : Status &gt; System Logs &gt; Firewall</w:t>
+          <w:lang w:val="fr-FR"/>
+        </w:rPr>
+        <w:t xml:space="preserve">Consulter les logs en temps réel : </w:t>
+      </w:r>
+      <w:proofErr w:type="spellStart"/>
+      <w:r>
+        <w:rPr>
+          <w:sz w:val="20"/>
+          <w:lang w:val="fr-FR"/>
+        </w:rPr>
+        <w:t>Status</w:t>
+      </w:r>
+      <w:proofErr w:type="spellEnd"/>
+      <w:r>
+        <w:rPr>
+          <w:sz w:val="20"/>
+          <w:lang w:val="fr-FR"/>
+        </w:rPr>
+        <w:t xml:space="preserve"> &gt; System Logs &gt; Firewall</w:t>
       </w:r>
     </w:p>
     <w:p>
       <w:pPr>
         <w:spacing w:before="160" w:after="40"/>
+        <w:rPr>
+          <w:lang w:val="fr-FR"/>
+        </w:rPr>
       </w:pPr>
       <w:r>
         <w:rPr>
           <w:b/>
           <w:color w:val="0F3D60"/>
         </w:rPr>
-        <w:t>🐧 Sur les VMs Linux</w:t>
+        <w:t>🐧</w:t>
+      </w:r>
+      <w:r>
+        <w:rPr>
+          <w:b/>
+          <w:color w:val="0F3D60"/>
+          <w:lang w:val="fr-FR"/>
+        </w:rPr>
+        <w:t xml:space="preserve"> Sur les </w:t>
+      </w:r>
+      <w:proofErr w:type="spellStart"/>
+      <w:r>
+        <w:rPr>
+          <w:b/>
+          <w:color w:val="0F3D60"/>
+          <w:lang w:val="fr-FR"/>
+        </w:rPr>
+        <w:t>VMs</w:t>
+      </w:r>
+      <w:proofErr w:type="spellEnd"/>
+      <w:r>
+        <w:rPr>
+          <w:b/>
+          <w:color w:val="0F3D60"/>
+          <w:lang w:val="fr-FR"/>
+        </w:rPr>
+        <w:t xml:space="preserve"> Linux</w:t>
+      </w:r>
+    </w:p>
+    <w:p>
+      <w:pPr>
+        <w:spacing w:after="20"/>
+        <w:ind w:left="567"/>
+        <w:rPr>
+          <w:lang w:val="fr-FR"/>
+        </w:rPr>
+      </w:pPr>
+      <w:r>
+        <w:rPr>
+          <w:rFonts w:ascii="Courier New" w:hAnsi="Courier New"/>
+          <w:color w:val="27AE60"/>
+          <w:sz w:val="18"/>
+          <w:lang w:val="fr-FR"/>
+        </w:rPr>
+        <w:t># Vérifier la configuration IP</w:t>
       </w:r>
     </w:p>
     <w:p>
@@ -3092,27 +4344,41 @@
         <w:spacing w:after="20"/>
         <w:ind w:left="567"/>
       </w:pPr>
+      <w:proofErr w:type="spellStart"/>
       <w:r>
         <w:rPr>
           <w:rFonts w:ascii="Courier New" w:hAnsi="Courier New"/>
           <w:color w:val="27AE60"/>
           <w:sz w:val="18"/>
         </w:rPr>
-        <w:t># Vérifier la configuration IP</w:t>
-      </w:r>
-    </w:p>
-    <w:p>
-      <w:pPr>
-        <w:spacing w:after="20"/>
-        <w:ind w:left="567"/>
-      </w:pPr>
+        <w:t>ip</w:t>
+      </w:r>
+      <w:proofErr w:type="spellEnd"/>
       <w:r>
         <w:rPr>
           <w:rFonts w:ascii="Courier New" w:hAnsi="Courier New"/>
           <w:color w:val="27AE60"/>
           <w:sz w:val="18"/>
         </w:rPr>
-        <w:t>ip addr show</w:t>
+        <w:t xml:space="preserve"> </w:t>
+      </w:r>
+      <w:proofErr w:type="spellStart"/>
+      <w:r>
+        <w:rPr>
+          <w:rFonts w:ascii="Courier New" w:hAnsi="Courier New"/>
+          <w:color w:val="27AE60"/>
+          <w:sz w:val="18"/>
+        </w:rPr>
+        <w:t>addr</w:t>
+      </w:r>
+      <w:proofErr w:type="spellEnd"/>
+      <w:r>
+        <w:rPr>
+          <w:rFonts w:ascii="Courier New" w:hAnsi="Courier New"/>
+          <w:color w:val="27AE60"/>
+          <w:sz w:val="18"/>
+        </w:rPr>
+        <w:t xml:space="preserve"> show</w:t>
       </w:r>
     </w:p>
     <w:p>
@@ -3187,12 +4453,16 @@
       <w:pPr>
         <w:spacing w:after="20"/>
         <w:ind w:left="567"/>
+        <w:rPr>
+          <w:lang w:val="fr-FR"/>
+        </w:rPr>
       </w:pPr>
       <w:r>
         <w:rPr>
           <w:rFonts w:ascii="Courier New" w:hAnsi="Courier New"/>
           <w:color w:val="27AE60"/>
           <w:sz w:val="18"/>
+          <w:lang w:val="fr-FR"/>
         </w:rPr>
         <w:t># Tester un port TCP spécifique</w:t>
       </w:r>
@@ -3201,14 +4471,51 @@
       <w:pPr>
         <w:spacing w:after="20"/>
         <w:ind w:left="567"/>
+        <w:rPr>
+          <w:lang w:val="fr-FR"/>
+        </w:rPr>
       </w:pPr>
+      <w:proofErr w:type="spellStart"/>
+      <w:proofErr w:type="gramStart"/>
       <w:r>
         <w:rPr>
           <w:rFonts w:ascii="Courier New" w:hAnsi="Courier New"/>
           <w:color w:val="27AE60"/>
           <w:sz w:val="18"/>
-        </w:rPr>
-        <w:t>nc -zv &lt;IP&gt; &lt;port&gt;</w:t>
+          <w:lang w:val="fr-FR"/>
+        </w:rPr>
+        <w:t>nc</w:t>
+      </w:r>
+      <w:proofErr w:type="spellEnd"/>
+      <w:proofErr w:type="gramEnd"/>
+      <w:r>
+        <w:rPr>
+          <w:rFonts w:ascii="Courier New" w:hAnsi="Courier New"/>
+          <w:color w:val="27AE60"/>
+          <w:sz w:val="18"/>
+          <w:lang w:val="fr-FR"/>
+        </w:rPr>
+        <w:t xml:space="preserve"> -</w:t>
+      </w:r>
+      <w:proofErr w:type="spellStart"/>
+      <w:r>
+        <w:rPr>
+          <w:rFonts w:ascii="Courier New" w:hAnsi="Courier New"/>
+          <w:color w:val="27AE60"/>
+          <w:sz w:val="18"/>
+          <w:lang w:val="fr-FR"/>
+        </w:rPr>
+        <w:t>zv</w:t>
+      </w:r>
+      <w:proofErr w:type="spellEnd"/>
+      <w:r>
+        <w:rPr>
+          <w:rFonts w:ascii="Courier New" w:hAnsi="Courier New"/>
+          <w:color w:val="27AE60"/>
+          <w:sz w:val="18"/>
+          <w:lang w:val="fr-FR"/>
+        </w:rPr>
+        <w:t xml:space="preserve"> &lt;IP&gt; &lt;port&gt;</w:t>
       </w:r>
     </w:p>
     <w:p>
@@ -3217,19 +4524,45 @@
           <w:bottom w:val="single" w:sz="6" w:space="1" w:color="F1C40F"/>
         </w:pBdr>
         <w:spacing w:before="280" w:after="80"/>
+        <w:rPr>
+          <w:lang w:val="fr-FR"/>
+        </w:rPr>
       </w:pPr>
+      <w:proofErr w:type="gramStart"/>
       <w:r>
         <w:rPr>
           <w:b/>
           <w:color w:val="16213E"/>
           <w:sz w:val="26"/>
         </w:rPr>
-        <w:t>🔒  Architecture de sécurité — Rappel des flux autorisés</w:t>
+        <w:t>🔒</w:t>
+      </w:r>
+      <w:r>
+        <w:rPr>
+          <w:b/>
+          <w:color w:val="16213E"/>
+          <w:sz w:val="26"/>
+          <w:lang w:val="fr-FR"/>
+        </w:rPr>
+        <w:t xml:space="preserve">  Architecture</w:t>
+      </w:r>
+      <w:proofErr w:type="gramEnd"/>
+      <w:r>
+        <w:rPr>
+          <w:b/>
+          <w:color w:val="16213E"/>
+          <w:sz w:val="26"/>
+          <w:lang w:val="fr-FR"/>
+        </w:rPr>
+        <w:t xml:space="preserve"> de sécurité — Rappel des flux autorisés</w:t>
       </w:r>
     </w:p>
     <w:p>
       <w:pPr>
         <w:spacing w:after="80"/>
+        <w:rPr>
+          <w:lang w:val="fr-FR"/>
+        </w:rPr>
       </w:pPr>
     </w:p>
     <w:tbl>
@@ -4677,12 +6010,16 @@
     <w:p>
       <w:pPr>
         <w:jc w:val="center"/>
+        <w:rPr>
+          <w:lang w:val="fr-FR"/>
+        </w:rPr>
       </w:pPr>
       <w:r>
         <w:rPr>
           <w:i/>
           <w:color w:val="888888"/>
           <w:sz w:val="18"/>
+          <w:lang w:val="fr-FR"/>
         </w:rPr>
         <w:t>Table 3 : Matrice des flux de sécurité</w:t>
       </w:r>
@@ -4693,19 +6030,37 @@
           <w:bottom w:val="single" w:sz="6" w:space="1" w:color="F1C40F"/>
         </w:pBdr>
         <w:spacing w:before="280" w:after="80"/>
+        <w:rPr>
+          <w:lang w:val="fr-FR"/>
+        </w:rPr>
       </w:pPr>
+      <w:proofErr w:type="gramStart"/>
       <w:r>
         <w:rPr>
           <w:b/>
           <w:color w:val="16213E"/>
           <w:sz w:val="26"/>
-        </w:rPr>
-        <w:t>✅  Checklist finale avant mise en production</w:t>
+          <w:lang w:val="fr-FR"/>
+        </w:rPr>
+        <w:t>✅  Checklist</w:t>
+      </w:r>
+      <w:proofErr w:type="gramEnd"/>
+      <w:r>
+        <w:rPr>
+          <w:b/>
+          <w:color w:val="16213E"/>
+          <w:sz w:val="26"/>
+          <w:lang w:val="fr-FR"/>
+        </w:rPr>
+        <w:t xml:space="preserve"> finale avant mise en production</w:t>
       </w:r>
     </w:p>
     <w:p>
       <w:pPr>
         <w:spacing w:after="80"/>
+        <w:rPr>
+          <w:lang w:val="fr-FR"/>
+        </w:rPr>
       </w:pPr>
     </w:p>
     <w:tbl>
@@ -4897,12 +6252,32 @@
           <w:p>
             <w:pPr>
               <w:jc w:val="center"/>
+              <w:rPr>
+                <w:lang w:val="fr-FR"/>
+              </w:rPr>
             </w:pPr>
             <w:r>
               <w:rPr>
                 <w:sz w:val="18"/>
-              </w:rPr>
-              <w:t>Trunk actif sur eth0/0, 6 VLANs créés, ports access assignés</w:t>
+                <w:lang w:val="fr-FR"/>
+              </w:rPr>
+              <w:t xml:space="preserve">Trunk actif sur eth0/0, 6 VLANs créés, ports </w:t>
+            </w:r>
+            <w:proofErr w:type="spellStart"/>
+            <w:r>
+              <w:rPr>
+                <w:sz w:val="18"/>
+                <w:lang w:val="fr-FR"/>
+              </w:rPr>
+              <w:t>access</w:t>
+            </w:r>
+            <w:proofErr w:type="spellEnd"/>
+            <w:r>
+              <w:rPr>
+                <w:sz w:val="18"/>
+                <w:lang w:val="fr-FR"/>
+              </w:rPr>
+              <w:t xml:space="preserve"> assignés</w:t>
             </w:r>
           </w:p>
         </w:tc>
@@ -4998,12 +6373,32 @@
           <w:p>
             <w:pPr>
               <w:jc w:val="center"/>
+              <w:rPr>
+                <w:lang w:val="fr-FR"/>
+              </w:rPr>
             </w:pPr>
             <w:r>
               <w:rPr>
                 <w:sz w:val="18"/>
-              </w:rPr>
-              <w:t>6 sous-interfaces VLAN configurées avec IPs de passerelle</w:t>
+                <w:lang w:val="fr-FR"/>
+              </w:rPr>
+              <w:t xml:space="preserve">6 sous-interfaces VLAN configurées avec </w:t>
+            </w:r>
+            <w:proofErr w:type="spellStart"/>
+            <w:r>
+              <w:rPr>
+                <w:sz w:val="18"/>
+                <w:lang w:val="fr-FR"/>
+              </w:rPr>
+              <w:t>IPs</w:t>
+            </w:r>
+            <w:proofErr w:type="spellEnd"/>
+            <w:r>
+              <w:rPr>
+                <w:sz w:val="18"/>
+                <w:lang w:val="fr-FR"/>
+              </w:rPr>
+              <w:t xml:space="preserve"> de passerelle</w:t>
             </w:r>
           </w:p>
         </w:tc>
@@ -5099,10 +6494,14 @@
           <w:p>
             <w:pPr>
               <w:jc w:val="center"/>
+              <w:rPr>
+                <w:lang w:val="fr-FR"/>
+              </w:rPr>
             </w:pPr>
             <w:r>
               <w:rPr>
                 <w:sz w:val="18"/>
+                <w:lang w:val="fr-FR"/>
               </w:rPr>
               <w:t>6 réseaux VLAN visibles dans Diagnostics &gt; Routes</w:t>
             </w:r>
@@ -5200,12 +6599,25 @@
           <w:p>
             <w:pPr>
               <w:jc w:val="center"/>
+              <w:rPr>
+                <w:lang w:val="fr-FR"/>
+              </w:rPr>
             </w:pPr>
-            <w:r>
-              <w:rPr>
-                <w:sz w:val="18"/>
-              </w:rPr>
-              <w:t>IPs statiques configurées avec bonnes passerelles</w:t>
+            <w:proofErr w:type="spellStart"/>
+            <w:r>
+              <w:rPr>
+                <w:sz w:val="18"/>
+                <w:lang w:val="fr-FR"/>
+              </w:rPr>
+              <w:t>IPs</w:t>
+            </w:r>
+            <w:proofErr w:type="spellEnd"/>
+            <w:r>
+              <w:rPr>
+                <w:sz w:val="18"/>
+                <w:lang w:val="fr-FR"/>
+              </w:rPr>
+              <w:t xml:space="preserve"> statiques configurées avec bonnes passerelles</w:t>
             </w:r>
           </w:p>
         </w:tc>
@@ -5301,10 +6713,14 @@
           <w:p>
             <w:pPr>
               <w:jc w:val="center"/>
+              <w:rPr>
+                <w:lang w:val="fr-FR"/>
+              </w:rPr>
             </w:pPr>
             <w:r>
               <w:rPr>
                 <w:sz w:val="18"/>
+                <w:lang w:val="fr-FR"/>
               </w:rPr>
               <w:t>Connectivité locale, inter-VLAN, Internet, VPN — tous OK</w:t>
             </w:r>
@@ -5402,10 +6818,14 @@
           <w:p>
             <w:pPr>
               <w:jc w:val="center"/>
+              <w:rPr>
+                <w:lang w:val="fr-FR"/>
+              </w:rPr>
             </w:pPr>
             <w:r>
               <w:rPr>
                 <w:sz w:val="18"/>
+                <w:lang w:val="fr-FR"/>
               </w:rPr>
               <w:t>Règles créées par interface VLAN, ordre vérifié (PASS → DENY)</w:t>
             </w:r>
@@ -5504,10 +6924,14 @@
           <w:p>
             <w:pPr>
               <w:jc w:val="center"/>
+              <w:rPr>
+                <w:lang w:val="fr-FR"/>
+              </w:rPr>
             </w:pPr>
             <w:r>
               <w:rPr>
                 <w:sz w:val="18"/>
+                <w:lang w:val="fr-FR"/>
               </w:rPr>
               <w:t>Actif sur interface WORKSTATIONS (plage .130 → .200)</w:t>
             </w:r>
@@ -5605,13 +7029,53 @@
           <w:p>
             <w:pPr>
               <w:jc w:val="center"/>
+              <w:rPr>
+                <w:lang w:val="fr-FR"/>
+              </w:rPr>
             </w:pPr>
             <w:r>
               <w:rPr>
                 <w:rFonts w:ascii="Courier New" w:hAnsi="Courier New"/>
                 <w:sz w:val="18"/>
-              </w:rPr>
-              <w:t>Syslog pfSense configuré vers Wazuh 192.168.10.42:514</w:t>
+                <w:lang w:val="fr-FR"/>
+              </w:rPr>
+              <w:t xml:space="preserve">Syslog </w:t>
+            </w:r>
+            <w:proofErr w:type="spellStart"/>
+            <w:r>
+              <w:rPr>
+                <w:rFonts w:ascii="Courier New" w:hAnsi="Courier New"/>
+                <w:sz w:val="18"/>
+                <w:lang w:val="fr-FR"/>
+              </w:rPr>
+              <w:t>pfSense</w:t>
+            </w:r>
+            <w:proofErr w:type="spellEnd"/>
+            <w:r>
+              <w:rPr>
+                <w:rFonts w:ascii="Courier New" w:hAnsi="Courier New"/>
+                <w:sz w:val="18"/>
+                <w:lang w:val="fr-FR"/>
+              </w:rPr>
+              <w:t xml:space="preserve"> configuré vers </w:t>
+            </w:r>
+            <w:proofErr w:type="spellStart"/>
+            <w:r>
+              <w:rPr>
+                <w:rFonts w:ascii="Courier New" w:hAnsi="Courier New"/>
+                <w:sz w:val="18"/>
+                <w:lang w:val="fr-FR"/>
+              </w:rPr>
+              <w:t>Wazuh</w:t>
+            </w:r>
+            <w:proofErr w:type="spellEnd"/>
+            <w:r>
+              <w:rPr>
+                <w:rFonts w:ascii="Courier New" w:hAnsi="Courier New"/>
+                <w:sz w:val="18"/>
+                <w:lang w:val="fr-FR"/>
+              </w:rPr>
+              <w:t xml:space="preserve"> 192.168.10.42:514</w:t>
             </w:r>
           </w:p>
         </w:tc>
@@ -5707,10 +7171,14 @@
           <w:p>
             <w:pPr>
               <w:jc w:val="center"/>
+              <w:rPr>
+                <w:lang w:val="fr-FR"/>
+              </w:rPr>
             </w:pPr>
             <w:r>
               <w:rPr>
                 <w:sz w:val="18"/>
+                <w:lang w:val="fr-FR"/>
               </w:rPr>
               <w:t>Port Forward HTTP/HTTPS vers DMZ actif</w:t>
             </w:r>
@@ -5808,12 +7276,25 @@
           <w:p>
             <w:pPr>
               <w:jc w:val="center"/>
+              <w:rPr>
+                <w:lang w:val="fr-FR"/>
+              </w:rPr>
             </w:pPr>
-            <w:r>
-              <w:rPr>
-                <w:sz w:val="18"/>
-              </w:rPr>
-              <w:t>WireGuard configuré sur port 51820, clients testés</w:t>
+            <w:proofErr w:type="spellStart"/>
+            <w:r>
+              <w:rPr>
+                <w:sz w:val="18"/>
+                <w:lang w:val="fr-FR"/>
+              </w:rPr>
+              <w:t>WireGuard</w:t>
+            </w:r>
+            <w:proofErr w:type="spellEnd"/>
+            <w:r>
+              <w:rPr>
+                <w:sz w:val="18"/>
+                <w:lang w:val="fr-FR"/>
+              </w:rPr>
+              <w:t xml:space="preserve"> configuré sur port 51820, clients testés</w:t>
             </w:r>
           </w:p>
         </w:tc>
@@ -5909,10 +7390,14 @@
           <w:p>
             <w:pPr>
               <w:jc w:val="center"/>
+              <w:rPr>
+                <w:lang w:val="fr-FR"/>
+              </w:rPr>
             </w:pPr>
             <w:r>
               <w:rPr>
                 <w:sz w:val="18"/>
+                <w:lang w:val="fr-FR"/>
               </w:rPr>
               <w:t>NAS/Backup accessible depuis SERVERS/AD, isolé des autres</w:t>
             </w:r>
@@ -6010,10 +7495,14 @@
           <w:p>
             <w:pPr>
               <w:jc w:val="center"/>
+              <w:rPr>
+                <w:lang w:val="fr-FR"/>
+              </w:rPr>
             </w:pPr>
             <w:r>
               <w:rPr>
                 <w:sz w:val="18"/>
+                <w:lang w:val="fr-FR"/>
               </w:rPr>
               <w:t>Aucun accès Internet depuis VLAN 60 confirmé</w:t>
             </w:r>
@@ -6077,29 +7566,88 @@
       <w:pPr>
         <w:pStyle w:val="Listepuces"/>
         <w:spacing w:after="40"/>
+        <w:rPr>
+          <w:lang w:val="fr-FR"/>
+        </w:rPr>
       </w:pPr>
       <w:r>
         <w:rPr>
           <w:sz w:val="20"/>
-        </w:rPr>
-        <w:t>Configuration pfSense détaillée : Voir fichier 3 - pfSense Configuration Guide.docx</w:t>
+          <w:lang w:val="fr-FR"/>
+        </w:rPr>
+        <w:t xml:space="preserve">Configuration </w:t>
+      </w:r>
+      <w:proofErr w:type="spellStart"/>
+      <w:r>
+        <w:rPr>
+          <w:sz w:val="20"/>
+          <w:lang w:val="fr-FR"/>
+        </w:rPr>
+        <w:t>pfSense</w:t>
+      </w:r>
+      <w:proofErr w:type="spellEnd"/>
+      <w:r>
+        <w:rPr>
+          <w:sz w:val="20"/>
+          <w:lang w:val="fr-FR"/>
+        </w:rPr>
+        <w:t xml:space="preserve"> détaillée : Voir fichier 3 - </w:t>
+      </w:r>
+      <w:proofErr w:type="spellStart"/>
+      <w:r>
+        <w:rPr>
+          <w:sz w:val="20"/>
+          <w:lang w:val="fr-FR"/>
+        </w:rPr>
+        <w:t>pfSense</w:t>
+      </w:r>
+      <w:proofErr w:type="spellEnd"/>
+      <w:r>
+        <w:rPr>
+          <w:sz w:val="20"/>
+          <w:lang w:val="fr-FR"/>
+        </w:rPr>
+        <w:t xml:space="preserve"> Configuration Guide.docx</w:t>
       </w:r>
     </w:p>
     <w:p>
       <w:pPr>
         <w:pStyle w:val="Listepuces"/>
         <w:spacing w:after="40"/>
+        <w:rPr>
+          <w:lang w:val="fr-FR"/>
+        </w:rPr>
       </w:pPr>
       <w:r>
         <w:rPr>
           <w:sz w:val="20"/>
-        </w:rPr>
-        <w:t>Architecture logique : Schéma disponible dans le guide pfSense (section finale)</w:t>
+          <w:lang w:val="fr-FR"/>
+        </w:rPr>
+        <w:t xml:space="preserve">Architecture logique : Schéma disponible dans le guide </w:t>
+      </w:r>
+      <w:proofErr w:type="spellStart"/>
+      <w:r>
+        <w:rPr>
+          <w:sz w:val="20"/>
+          <w:lang w:val="fr-FR"/>
+        </w:rPr>
+        <w:t>pfSense</w:t>
+      </w:r>
+      <w:proofErr w:type="spellEnd"/>
+      <w:r>
+        <w:rPr>
+          <w:sz w:val="20"/>
+          <w:lang w:val="fr-FR"/>
+        </w:rPr>
+        <w:t xml:space="preserve"> (section finale)</w:t>
       </w:r>
     </w:p>
     <w:p>
       <w:pPr>
         <w:spacing w:after="320"/>
+        <w:rPr>
+          <w:lang w:val="fr-FR"/>
+        </w:rPr>
       </w:pPr>
     </w:p>
     <w:p>
@@ -6109,13 +7657,77 @@
         </w:pBdr>
         <w:jc w:val="center"/>
       </w:pPr>
+      <w:proofErr w:type="gramStart"/>
       <w:r>
         <w:rPr>
           <w:i/>
           <w:color w:val="888888"/>
           <w:sz w:val="18"/>
         </w:rPr>
-        <w:t>Version : Mars 2026  •  Architecture : Switch L2 IOU + pfSense Router-on-a-Stick (802.1q)  •  Projet Detechtive</w:t>
+        <w:t>Version :</w:t>
+      </w:r>
+      <w:proofErr w:type="gramEnd"/>
+      <w:r>
+        <w:rPr>
+          <w:i/>
+          <w:color w:val="888888"/>
+          <w:sz w:val="18"/>
+        </w:rPr>
+        <w:t xml:space="preserve"> Mars </w:t>
+      </w:r>
+      <w:proofErr w:type="gramStart"/>
+      <w:r>
+        <w:rPr>
+          <w:i/>
+          <w:color w:val="888888"/>
+          <w:sz w:val="18"/>
+        </w:rPr>
+        <w:t>2026  •</w:t>
+      </w:r>
+      <w:proofErr w:type="gramEnd"/>
+      <w:r>
+        <w:rPr>
+          <w:i/>
+          <w:color w:val="888888"/>
+          <w:sz w:val="18"/>
+        </w:rPr>
+        <w:t xml:space="preserve">  </w:t>
+      </w:r>
+      <w:proofErr w:type="gramStart"/>
+      <w:r>
+        <w:rPr>
+          <w:i/>
+          <w:color w:val="888888"/>
+          <w:sz w:val="18"/>
+        </w:rPr>
+        <w:t>Architecture :</w:t>
+      </w:r>
+      <w:proofErr w:type="gramEnd"/>
+      <w:r>
+        <w:rPr>
+          <w:i/>
+          <w:color w:val="888888"/>
+          <w:sz w:val="18"/>
+        </w:rPr>
+        <w:t xml:space="preserve"> Switch L2 IOU + pfSense Router-on-a-Stick (802.1q</w:t>
+      </w:r>
+      <w:proofErr w:type="gramStart"/>
+      <w:r>
+        <w:rPr>
+          <w:i/>
+          <w:color w:val="888888"/>
+          <w:sz w:val="18"/>
+        </w:rPr>
+        <w:t>)  •</w:t>
+      </w:r>
+      <w:proofErr w:type="gramEnd"/>
+      <w:r>
+        <w:rPr>
+          <w:i/>
+          <w:color w:val="888888"/>
+          <w:sz w:val="18"/>
+        </w:rPr>
+        <w:t xml:space="preserve">  Projet Detechtive</w:t>
       </w:r>
     </w:p>
     <w:sectPr>
